--- a/policies/build/masters/COP.2_v2_master.docx
+++ b/policies/build/masters/COP.2_v2_master.docx
@@ -11,40 +11,25 @@
         <w:rPr>
           <w:b/>
           <w:bCs/>
+          <w:sz w:val="28"/>
+          <w:szCs w:val="28"/>
+        </w:rPr>
+        <w:t>Policy on Emergency Services, Ambulance and Disaster Management</w:t>
+      </w:r>
+    </w:p>
+    <w:p>
+      <w:pPr>
+        <w:spacing w:after="60"/>
+        <w:jc w:val="center"/>
+      </w:pPr>
+      <w:r>
+        <w:rPr>
+          <w:b/>
+          <w:bCs/>
           <w:sz w:val="32"/>
           <w:szCs w:val="32"/>
         </w:rPr>
         <w:t xml:space="preserve">«Hospital Name»</w:t>
-      </w:r>
-    </w:p>
-    <w:p>
-      <w:pPr>
-        <w:spacing w:after="60"/>
-        <w:jc w:val="center"/>
-      </w:pPr>
-      <w:r>
-        <w:rPr>
-          <w:b/>
-          <w:bCs/>
-          <w:sz w:val="28"/>
-          <w:szCs w:val="28"/>
-        </w:rPr>
-        <w:t xml:space="preserve">Emergency Services, Ambulance and Disaster Management</w:t>
-      </w:r>
-    </w:p>
-    <w:p>
-      <w:pPr>
-        <w:spacing w:after="240"/>
-        <w:jc w:val="center"/>
-      </w:pPr>
-      <w:r>
-        <w:rPr>
-          <w:i/>
-          <w:iCs/>
-          <w:sz w:val="20"/>
-          <w:szCs w:val="20"/>
-        </w:rPr>
-        <w:t xml:space="preserve">Emergency care, ambulance and disaster management in day-to-day work.</w:t>
       </w:r>
     </w:p>
     <w:p>
@@ -3007,174 +2992,6 @@
         <w:t xml:space="preserve">The Nursing Superintendent holds signed acknowledgements with the induction record.</w:t>
       </w:r>
     </w:p>
-    <w:p>
-      <w:pPr>
-        <w:pStyle w:val="Heading1"/>
-        <w:spacing w:after="120" w:before="280"/>
-      </w:pPr>
-      <w:r>
-        <w:t xml:space="preserve">10. References</w:t>
-      </w:r>
-    </w:p>
-    <w:p>
-      <w:pPr>
-        <w:pStyle w:val="ListParagraph"/>
-        <w:numPr>
-          <w:ilvl w:val="0"/>
-          <w:numId w:val="1"/>
-        </w:numPr>
-        <w:spacing w:after="60"/>
-      </w:pPr>
-      <w:r>
-        <w:rPr>
-          <w:sz w:val="22"/>
-          <w:szCs w:val="22"/>
-        </w:rPr>
-        <w:t xml:space="preserve">National Accreditation Board for Hospitals and Healthcare Providers (NABH), Standards for Small Healthcare Organisations, 3rd Edition — Care of Patients chapter, standard COP.2.</w:t>
-      </w:r>
-    </w:p>
-    <w:p>
-      <w:pPr>
-        <w:pStyle w:val="ListParagraph"/>
-        <w:numPr>
-          <w:ilvl w:val="0"/>
-          <w:numId w:val="1"/>
-        </w:numPr>
-        <w:spacing w:after="60"/>
-      </w:pPr>
-      <w:r>
-        <w:rPr>
-          <w:sz w:val="22"/>
-          <w:szCs w:val="22"/>
-        </w:rPr>
-        <w:t xml:space="preserve">Disaster Management Act, 2005 — insofar as the organisation participates in managing community emergencies and disasters.</w:t>
-      </w:r>
-    </w:p>
-    <w:p>
-      <w:pPr>
-        <w:pStyle w:val="ListParagraph"/>
-        <w:numPr>
-          <w:ilvl w:val="0"/>
-          <w:numId w:val="1"/>
-        </w:numPr>
-        <w:spacing w:after="60"/>
-      </w:pPr>
-      <w:r>
-        <w:rPr>
-          <w:sz w:val="22"/>
-          <w:szCs w:val="22"/>
-        </w:rPr>
-        <w:t xml:space="preserve">Internal documents of «Hospital Name»: emergency department resource inventory; triage system; medico-legal written guidance; dead-on-arrival system; ambulance arrangements; disaster plan; quality-assurance programme indicators; FMS.5 fire and non-fire emergency plan; AAC.2 transfer process; COP.3 CPR policy.</w:t>
-      </w:r>
-    </w:p>
-    <w:p>
-      <w:pPr>
-        <w:pStyle w:val="Heading1"/>
-        <w:spacing w:after="120" w:before="280"/>
-      </w:pPr>
-      <w:r>
-        <w:t xml:space="preserve">11. Distribution</w:t>
-      </w:r>
-    </w:p>
-    <w:p>
-      <w:pPr>
-        <w:spacing w:after="140"/>
-      </w:pPr>
-      <w:r>
-        <w:rPr>
-          <w:sz w:val="22"/>
-          <w:szCs w:val="22"/>
-        </w:rPr>
-        <w:t xml:space="preserve">Official master copy: office of the Medical Superintendent, «Hospital Name», with the emergency department in-charge and the Quality Coordinator.</w:t>
-      </w:r>
-    </w:p>
-    <w:p>
-      <w:pPr>
-        <w:spacing w:after="140"/>
-      </w:pPr>
-      <w:r>
-        <w:rPr>
-          <w:sz w:val="22"/>
-          <w:szCs w:val="22"/>
-        </w:rPr>
-        <w:t xml:space="preserve">Copies issued to: emergency department; ambulance crew; nursing administration; registration (for transfer documentation).</w:t>
-      </w:r>
-    </w:p>
-    <w:p>
-      <w:pPr>
-        <w:spacing w:after="140"/>
-      </w:pPr>
-      <w:r>
-        <w:rPr>
-          <w:sz w:val="22"/>
-          <w:szCs w:val="22"/>
-        </w:rPr>
-        <w:t xml:space="preserve">The current version is available to all staff at the «emergency department policy file» and, if the hospital keeps an intranet, at «staff intranet / policies».</w:t>
-      </w:r>
-    </w:p>
-    <w:p>
-      <w:pPr>
-        <w:spacing w:after="140"/>
-      </w:pPr>
-      <w:r>
-        <w:rPr>
-          <w:sz w:val="22"/>
-          <w:szCs w:val="22"/>
-        </w:rPr>
-        <w:t xml:space="preserve">When a new version is issued, take old copies out of use.</w:t>
-      </w:r>
-    </w:p>
-    <w:p>
-      <w:pPr>
-        <w:pStyle w:val="Heading1"/>
-        <w:spacing w:after="120" w:before="280"/>
-      </w:pPr>
-      <w:r>
-        <w:t xml:space="preserve">12. Abbreviations</w:t>
-      </w:r>
-    </w:p>
-    <w:p>
-      <w:pPr>
-        <w:spacing w:after="140"/>
-      </w:pPr>
-      <w:r>
-        <w:rPr>
-          <w:sz w:val="22"/>
-          <w:szCs w:val="22"/>
-        </w:rPr>
-        <w:t xml:space="preserve">CAPA — corrective and preventive action
-COP — Care of Patients (NABH SHCO chapter 5)
-CPR — cardiopulmonary resuscitation
-DMA — Disaster Management Act, 2005
-NABH — National Accreditation Board for Hospitals and Healthcare Providers
-OE — objective element
-RCA — root-cause analysis
-SHCO — Standards for Small Healthcare Organisations</w:t>
-      </w:r>
-    </w:p>
-    <w:p>
-      <w:pPr>
-        <w:pStyle w:val="Heading1"/>
-        <w:spacing w:after="120" w:before="280"/>
-      </w:pPr>
-      <w:r>
-        <w:t xml:space="preserve">13. Traceability to NABH SHCO 3rd Edition COP.2</w:t>
-      </w:r>
-    </w:p>
-    <w:p>
-      <w:pPr>
-        <w:spacing w:after="120"/>
-      </w:pPr>
-      <w:r>
-        <w:rPr>
-          <w:i/>
-          <w:iCs/>
-          <w:sz w:val="20"/>
-          <w:szCs w:val="20"/>
-        </w:rPr>
-        <w:t xml:space="preserve">This table is an index. It is not how the policy is organised.</w:t>
-      </w:r>
-    </w:p>
     <w:tbl>
       <w:tblPr>
         <w:tblW w:type="pct" w:w="100%"/>
@@ -4284,7 +4101,92 @@
         <w:spacing w:after="120" w:before="280"/>
       </w:pPr>
       <w:r>
-        <w:t xml:space="preserve">14. Required Records / Evidence Checklist</w:t>
+        <w:t>10. Distribution</w:t>
+      </w:r>
+    </w:p>
+    <w:p>
+      <w:pPr>
+        <w:spacing w:after="140"/>
+      </w:pPr>
+      <w:r>
+        <w:rPr>
+          <w:sz w:val="22"/>
+          <w:szCs w:val="22"/>
+        </w:rPr>
+        <w:t xml:space="preserve">Official master copy: office of the Medical Superintendent, «Hospital Name», with the emergency department in-charge and the Quality Coordinator.</w:t>
+      </w:r>
+    </w:p>
+    <w:p>
+      <w:pPr>
+        <w:spacing w:after="140"/>
+      </w:pPr>
+      <w:r>
+        <w:rPr>
+          <w:sz w:val="22"/>
+          <w:szCs w:val="22"/>
+        </w:rPr>
+        <w:t xml:space="preserve">Copies issued to: emergency department; ambulance crew; nursing administration; registration (for transfer documentation).</w:t>
+      </w:r>
+    </w:p>
+    <w:p>
+      <w:pPr>
+        <w:spacing w:after="140"/>
+      </w:pPr>
+      <w:r>
+        <w:rPr>
+          <w:sz w:val="22"/>
+          <w:szCs w:val="22"/>
+        </w:rPr>
+        <w:t xml:space="preserve">The current version is available to all staff at the «emergency department policy file» and, if the hospital keeps an intranet, at «staff intranet / policies».</w:t>
+      </w:r>
+    </w:p>
+    <w:p>
+      <w:pPr>
+        <w:spacing w:after="140"/>
+      </w:pPr>
+      <w:r>
+        <w:rPr>
+          <w:sz w:val="22"/>
+          <w:szCs w:val="22"/>
+        </w:rPr>
+        <w:t xml:space="preserve">When a new version is issued, take old copies out of use.</w:t>
+      </w:r>
+    </w:p>
+    <w:p>
+      <w:pPr>
+        <w:pStyle w:val="Heading1"/>
+        <w:spacing w:after="120" w:before="280"/>
+      </w:pPr>
+      <w:r>
+        <w:t>11. Abbreviations</w:t>
+      </w:r>
+    </w:p>
+    <w:p>
+      <w:pPr>
+        <w:spacing w:after="140"/>
+      </w:pPr>
+      <w:r>
+        <w:rPr>
+          <w:sz w:val="22"/>
+          <w:szCs w:val="22"/>
+        </w:rPr>
+        <w:t xml:space="preserve">CAPA — corrective and preventive action
+COP — Care of Patients (NABH SHCO chapter 5)
+CPR — cardiopulmonary resuscitation
+DMA — Disaster Management Act, 2005
+NABH — National Accreditation Board for Hospitals and Healthcare Providers
+OE — objective element
+RCA — root-cause analysis
+SHCO — Standards for Small Healthcare Organisations</w:t>
+      </w:r>
+    </w:p>
+    <w:p>
+      <w:pPr>
+        <w:pStyle w:val="Heading1"/>
+        <w:spacing w:after="120" w:before="280"/>
+      </w:pPr>
+      <w:r>
+        <w:t>12. Traceability to NABH SHCO 3rd Edition COP.2</w:t>
       </w:r>
     </w:p>
     <w:p>
@@ -4298,6 +4200,29 @@
           <w:sz w:val="20"/>
           <w:szCs w:val="20"/>
         </w:rPr>
+        <w:t xml:space="preserve">This table is an index. It is not how the policy is organised.</w:t>
+      </w:r>
+    </w:p>
+    <w:p>
+      <w:pPr>
+        <w:pStyle w:val="Heading1"/>
+        <w:spacing w:after="120" w:before="280"/>
+      </w:pPr>
+      <w:r>
+        <w:t>13. Required Records / Evidence Checklist</w:t>
+      </w:r>
+    </w:p>
+    <w:p>
+      <w:pPr>
+        <w:spacing w:after="120"/>
+      </w:pPr>
+      <w:r>
+        <w:rPr>
+          <w:i/>
+          <w:iCs/>
+          <w:sz w:val="20"/>
+          <w:szCs w:val="20"/>
+        </w:rPr>
         <w:t xml:space="preserve">Records the hospital holds under this policy, listed by objective element.</w:t>
       </w:r>
     </w:p>
@@ -5044,6 +4969,66 @@
           <w:szCs w:val="22"/>
         </w:rPr>
         <w:t xml:space="preserve">FMS.5 non-contradiction check record.</w:t>
+      </w:r>
+    </w:p>
+    <w:p>
+      <w:pPr>
+        <w:pStyle w:val="Heading1"/>
+        <w:spacing w:after="120" w:before="280"/>
+      </w:pPr>
+      <w:r>
+        <w:t>14. References</w:t>
+      </w:r>
+    </w:p>
+    <w:p>
+      <w:pPr>
+        <w:pStyle w:val="ListParagraph"/>
+        <w:numPr>
+          <w:ilvl w:val="0"/>
+          <w:numId w:val="1"/>
+        </w:numPr>
+        <w:spacing w:after="60"/>
+      </w:pPr>
+      <w:r>
+        <w:rPr>
+          <w:sz w:val="22"/>
+          <w:szCs w:val="22"/>
+        </w:rPr>
+        <w:t xml:space="preserve">National Accreditation Board for Hospitals and Healthcare Providers (NABH), Standards for Small Healthcare Organisations, 3rd Edition — Care of Patients chapter, standard COP.2.</w:t>
+      </w:r>
+    </w:p>
+    <w:p>
+      <w:pPr>
+        <w:pStyle w:val="ListParagraph"/>
+        <w:numPr>
+          <w:ilvl w:val="0"/>
+          <w:numId w:val="1"/>
+        </w:numPr>
+        <w:spacing w:after="60"/>
+      </w:pPr>
+      <w:r>
+        <w:rPr>
+          <w:sz w:val="22"/>
+          <w:szCs w:val="22"/>
+        </w:rPr>
+        <w:t xml:space="preserve">Disaster Management Act, 2005 — insofar as the organisation participates in managing community emergencies and disasters.</w:t>
+      </w:r>
+    </w:p>
+    <w:p>
+      <w:pPr>
+        <w:pStyle w:val="ListParagraph"/>
+        <w:numPr>
+          <w:ilvl w:val="0"/>
+          <w:numId w:val="1"/>
+        </w:numPr>
+        <w:spacing w:after="60"/>
+      </w:pPr>
+      <w:r>
+        <w:rPr>
+          <w:sz w:val="22"/>
+          <w:szCs w:val="22"/>
+        </w:rPr>
+        <w:t xml:space="preserve">Internal documents of «Hospital Name»: emergency department resource inventory; triage system; medico-legal written guidance; dead-on-arrival system; ambulance arrangements; disaster plan; quality-assurance programme indicators; FMS.5 fire and non-fire emergency plan; AAC.2 transfer process; COP.3 CPR policy.</w:t>
       </w:r>
     </w:p>
     <w:p>
@@ -5168,7 +5153,7 @@
         <w:sz w:val="16"/>
         <w:szCs w:val="16"/>
       </w:rPr>
-      <w:t xml:space="preserve">«Hospital Name»  |  «COP/POL/02»  |  Controlled document  |  Emergency Services, Ambulance and Disaster Management</w:t>
+      <w:t>«Hospital Name»  |  «COP/POL/02»  |  Controlled document  |  Policy on Emergency Services, Ambulance and Disaster Management</w:t>
     </w:r>
   </w:p>
 </w:ftr>

--- a/policies/build/masters/COP.2_v2_master.docx
+++ b/policies/build/masters/COP.2_v2_master.docx
@@ -3009,6 +3009,7 @@
         <w:gridCol w:w="100"/>
         <w:gridCol w:w="100"/>
         <w:gridCol w:w="100"/>
+        <w:gridCol w:w="100"/>
       </w:tblGrid>
       <w:tr>
         <w:tc>
@@ -3036,6 +3037,26 @@
         </w:tc>
         <w:tc>
           <w:tcPr>
+            <w:tcW w:type="pct" w:w="12%"/>
+            <w:tcBorders>
+              <w:top w:val="single" w:color="999999" w:sz="4"/>
+              <w:left w:val="single" w:color="999999" w:sz="4"/>
+              <w:bottom w:val="single" w:color="999999" w:sz="4"/>
+              <w:right w:val="single" w:color="999999" w:sz="4"/>
+            </w:tcBorders>
+            <w:shd w:fill="E8E8E8" w:val="clear"/>
+          </w:tcPr>
+          <w:p>
+            <w:r>
+              <w:rPr>
+                <w:b/>
+              </w:rPr>
+              <w:t>Level</w:t>
+            </w:r>
+          </w:p>
+        </w:tc>
+        <w:tc>
+          <w:tcPr>
             <w:tcW w:type="pct" w:w="32%"/>
             <w:tcBorders>
               <w:top w:val="single" w:color="999999" w:sz="4"/>
@@ -3129,6 +3150,22 @@
         </w:tc>
         <w:tc>
           <w:tcPr>
+            <w:tcW w:type="pct" w:w="12%"/>
+            <w:tcBorders>
+              <w:top w:val="single" w:color="999999" w:sz="4"/>
+              <w:left w:val="single" w:color="999999" w:sz="4"/>
+              <w:bottom w:val="single" w:color="999999" w:sz="4"/>
+              <w:right w:val="single" w:color="999999" w:sz="4"/>
+            </w:tcBorders>
+          </w:tcPr>
+          <w:p>
+            <w:r>
+              <w:t>Commitment</w:t>
+            </w:r>
+          </w:p>
+        </w:tc>
+        <w:tc>
+          <w:tcPr>
             <w:tcW w:type="pct" w:w="32%"/>
             <w:tcBorders>
               <w:top w:val="single" w:color="999999" w:sz="4"/>
@@ -3219,6 +3256,22 @@
         </w:tc>
         <w:tc>
           <w:tcPr>
+            <w:tcW w:type="pct" w:w="12%"/>
+            <w:tcBorders>
+              <w:top w:val="single" w:color="999999" w:sz="4"/>
+              <w:left w:val="single" w:color="999999" w:sz="4"/>
+              <w:bottom w:val="single" w:color="999999" w:sz="4"/>
+              <w:right w:val="single" w:color="999999" w:sz="4"/>
+            </w:tcBorders>
+          </w:tcPr>
+          <w:p>
+            <w:r>
+              <w:t>CORE*</w:t>
+            </w:r>
+          </w:p>
+        </w:tc>
+        <w:tc>
+          <w:tcPr>
             <w:tcW w:type="pct" w:w="32%"/>
             <w:tcBorders>
               <w:top w:val="single" w:color="999999" w:sz="4"/>
@@ -3309,6 +3362,22 @@
         </w:tc>
         <w:tc>
           <w:tcPr>
+            <w:tcW w:type="pct" w:w="12%"/>
+            <w:tcBorders>
+              <w:top w:val="single" w:color="999999" w:sz="4"/>
+              <w:left w:val="single" w:color="999999" w:sz="4"/>
+              <w:bottom w:val="single" w:color="999999" w:sz="4"/>
+              <w:right w:val="single" w:color="999999" w:sz="4"/>
+            </w:tcBorders>
+          </w:tcPr>
+          <w:p>
+            <w:r>
+              <w:t>Commitment*</w:t>
+            </w:r>
+          </w:p>
+        </w:tc>
+        <w:tc>
+          <w:tcPr>
             <w:tcW w:type="pct" w:w="32%"/>
             <w:tcBorders>
               <w:top w:val="single" w:color="999999" w:sz="4"/>
@@ -3399,6 +3468,22 @@
         </w:tc>
         <w:tc>
           <w:tcPr>
+            <w:tcW w:type="pct" w:w="12%"/>
+            <w:tcBorders>
+              <w:top w:val="single" w:color="999999" w:sz="4"/>
+              <w:left w:val="single" w:color="999999" w:sz="4"/>
+              <w:bottom w:val="single" w:color="999999" w:sz="4"/>
+              <w:right w:val="single" w:color="999999" w:sz="4"/>
+            </w:tcBorders>
+          </w:tcPr>
+          <w:p>
+            <w:r>
+              <w:t>Commitment</w:t>
+            </w:r>
+          </w:p>
+        </w:tc>
+        <w:tc>
+          <w:tcPr>
             <w:tcW w:type="pct" w:w="32%"/>
             <w:tcBorders>
               <w:top w:val="single" w:color="999999" w:sz="4"/>
@@ -3489,6 +3574,22 @@
         </w:tc>
         <w:tc>
           <w:tcPr>
+            <w:tcW w:type="pct" w:w="12%"/>
+            <w:tcBorders>
+              <w:top w:val="single" w:color="999999" w:sz="4"/>
+              <w:left w:val="single" w:color="999999" w:sz="4"/>
+              <w:bottom w:val="single" w:color="999999" w:sz="4"/>
+              <w:right w:val="single" w:color="999999" w:sz="4"/>
+            </w:tcBorders>
+          </w:tcPr>
+          <w:p>
+            <w:r>
+              <w:t>Commitment</w:t>
+            </w:r>
+          </w:p>
+        </w:tc>
+        <w:tc>
+          <w:tcPr>
             <w:tcW w:type="pct" w:w="32%"/>
             <w:tcBorders>
               <w:top w:val="single" w:color="999999" w:sz="4"/>
@@ -3579,6 +3680,22 @@
         </w:tc>
         <w:tc>
           <w:tcPr>
+            <w:tcW w:type="pct" w:w="12%"/>
+            <w:tcBorders>
+              <w:top w:val="single" w:color="999999" w:sz="4"/>
+              <w:left w:val="single" w:color="999999" w:sz="4"/>
+              <w:bottom w:val="single" w:color="999999" w:sz="4"/>
+              <w:right w:val="single" w:color="999999" w:sz="4"/>
+            </w:tcBorders>
+          </w:tcPr>
+          <w:p>
+            <w:r>
+              <w:t>Achievement*</w:t>
+            </w:r>
+          </w:p>
+        </w:tc>
+        <w:tc>
+          <w:tcPr>
             <w:tcW w:type="pct" w:w="32%"/>
             <w:tcBorders>
               <w:top w:val="single" w:color="999999" w:sz="4"/>
@@ -3669,6 +3786,22 @@
         </w:tc>
         <w:tc>
           <w:tcPr>
+            <w:tcW w:type="pct" w:w="12%"/>
+            <w:tcBorders>
+              <w:top w:val="single" w:color="999999" w:sz="4"/>
+              <w:left w:val="single" w:color="999999" w:sz="4"/>
+              <w:bottom w:val="single" w:color="999999" w:sz="4"/>
+              <w:right w:val="single" w:color="999999" w:sz="4"/>
+            </w:tcBorders>
+          </w:tcPr>
+          <w:p>
+            <w:r>
+              <w:t>Commitment</w:t>
+            </w:r>
+          </w:p>
+        </w:tc>
+        <w:tc>
+          <w:tcPr>
             <w:tcW w:type="pct" w:w="32%"/>
             <w:tcBorders>
               <w:top w:val="single" w:color="999999" w:sz="4"/>
@@ -3759,6 +3892,22 @@
         </w:tc>
         <w:tc>
           <w:tcPr>
+            <w:tcW w:type="pct" w:w="12%"/>
+            <w:tcBorders>
+              <w:top w:val="single" w:color="999999" w:sz="4"/>
+              <w:left w:val="single" w:color="999999" w:sz="4"/>
+              <w:bottom w:val="single" w:color="999999" w:sz="4"/>
+              <w:right w:val="single" w:color="999999" w:sz="4"/>
+            </w:tcBorders>
+          </w:tcPr>
+          <w:p>
+            <w:r>
+              <w:t>Commitment</w:t>
+            </w:r>
+          </w:p>
+        </w:tc>
+        <w:tc>
+          <w:tcPr>
             <w:tcW w:type="pct" w:w="32%"/>
             <w:tcBorders>
               <w:top w:val="single" w:color="999999" w:sz="4"/>
@@ -3849,6 +3998,22 @@
         </w:tc>
         <w:tc>
           <w:tcPr>
+            <w:tcW w:type="pct" w:w="12%"/>
+            <w:tcBorders>
+              <w:top w:val="single" w:color="999999" w:sz="4"/>
+              <w:left w:val="single" w:color="999999" w:sz="4"/>
+              <w:bottom w:val="single" w:color="999999" w:sz="4"/>
+              <w:right w:val="single" w:color="999999" w:sz="4"/>
+            </w:tcBorders>
+          </w:tcPr>
+          <w:p>
+            <w:r>
+              <w:t>Commitment</w:t>
+            </w:r>
+          </w:p>
+        </w:tc>
+        <w:tc>
+          <w:tcPr>
             <w:tcW w:type="pct" w:w="32%"/>
             <w:tcBorders>
               <w:top w:val="single" w:color="999999" w:sz="4"/>
@@ -3939,6 +4104,22 @@
         </w:tc>
         <w:tc>
           <w:tcPr>
+            <w:tcW w:type="pct" w:w="12%"/>
+            <w:tcBorders>
+              <w:top w:val="single" w:color="999999" w:sz="4"/>
+              <w:left w:val="single" w:color="999999" w:sz="4"/>
+              <w:bottom w:val="single" w:color="999999" w:sz="4"/>
+              <w:right w:val="single" w:color="999999" w:sz="4"/>
+            </w:tcBorders>
+          </w:tcPr>
+          <w:p>
+            <w:r>
+              <w:t>Excellence</w:t>
+            </w:r>
+          </w:p>
+        </w:tc>
+        <w:tc>
+          <w:tcPr>
             <w:tcW w:type="pct" w:w="32%"/>
             <w:tcBorders>
               <w:top w:val="single" w:color="999999" w:sz="4"/>
@@ -4029,6 +4210,22 @@
         </w:tc>
         <w:tc>
           <w:tcPr>
+            <w:tcW w:type="pct" w:w="12%"/>
+            <w:tcBorders>
+              <w:top w:val="single" w:color="999999" w:sz="4"/>
+              <w:left w:val="single" w:color="999999" w:sz="4"/>
+              <w:bottom w:val="single" w:color="999999" w:sz="4"/>
+              <w:right w:val="single" w:color="999999" w:sz="4"/>
+            </w:tcBorders>
+          </w:tcPr>
+          <w:p>
+            <w:r>
+              <w:t>Commitment*</w:t>
+            </w:r>
+          </w:p>
+        </w:tc>
+        <w:tc>
+          <w:tcPr>
             <w:tcW w:type="pct" w:w="32%"/>
             <w:tcBorders>
               <w:top w:val="single" w:color="999999" w:sz="4"/>
@@ -4161,25 +4358,401 @@
         <w:t>11. Abbreviations</w:t>
       </w:r>
     </w:p>
-    <w:p>
-      <w:pPr>
-        <w:spacing w:after="140"/>
-      </w:pPr>
-      <w:r>
-        <w:rPr>
-          <w:sz w:val="22"/>
-          <w:szCs w:val="22"/>
-        </w:rPr>
-        <w:t xml:space="preserve">CAPA — corrective and preventive action
-COP — Care of Patients (NABH SHCO chapter 5)
-CPR — cardiopulmonary resuscitation
-DMA — Disaster Management Act, 2005
-NABH — National Accreditation Board for Hospitals and Healthcare Providers
-OE — objective element
-RCA — root-cause analysis
-SHCO — Standards for Small Healthcare Organisations</w:t>
-      </w:r>
-    </w:p>
+    <w:tbl>
+      <w:tblPr>
+        <w:tblW w:type="pct" w:w="100%"/>
+        <w:tblBorders>
+          <w:top w:val="single" w:color="auto" w:sz="4"/>
+          <w:left w:val="single" w:color="auto" w:sz="4"/>
+          <w:bottom w:val="single" w:color="auto" w:sz="4"/>
+          <w:right w:val="single" w:color="auto" w:sz="4"/>
+          <w:insideH w:val="single" w:color="auto" w:sz="4"/>
+          <w:insideV w:val="single" w:color="auto" w:sz="4"/>
+        </w:tblBorders>
+      </w:tblPr>
+      <w:tblGrid>
+        <w:gridCol w:w="100"/>
+        <w:gridCol w:w="100"/>
+      </w:tblGrid>
+      <w:tr>
+        <w:tc>
+          <w:tcPr>
+            <w:tcW w:type="pct" w:w="22%"/>
+            <w:tcBorders>
+              <w:top w:val="single" w:color="999999" w:sz="4"/>
+              <w:left w:val="single" w:color="999999" w:sz="4"/>
+              <w:bottom w:val="single" w:color="999999" w:sz="4"/>
+              <w:right w:val="single" w:color="999999" w:sz="4"/>
+            </w:tcBorders>
+            <w:shd w:fill="E8E8E8" w:val="clear"/>
+          </w:tcPr>
+          <w:p>
+            <w:r>
+              <w:rPr>
+                <w:b/>
+              </w:rPr>
+              <w:t>Abbreviation</w:t>
+            </w:r>
+          </w:p>
+        </w:tc>
+        <w:tc>
+          <w:tcPr>
+            <w:tcW w:type="pct" w:w="22%"/>
+            <w:tcBorders>
+              <w:top w:val="single" w:color="999999" w:sz="4"/>
+              <w:left w:val="single" w:color="999999" w:sz="4"/>
+              <w:bottom w:val="single" w:color="999999" w:sz="4"/>
+              <w:right w:val="single" w:color="999999" w:sz="4"/>
+            </w:tcBorders>
+            <w:shd w:fill="E8E8E8" w:val="clear"/>
+          </w:tcPr>
+          <w:p>
+            <w:r>
+              <w:rPr>
+                <w:b/>
+              </w:rPr>
+              <w:t>Meaning</w:t>
+            </w:r>
+          </w:p>
+        </w:tc>
+      </w:tr>
+      <w:tr>
+        <w:tc>
+          <w:tcPr>
+            <w:tcW w:type="pct" w:w="22%"/>
+            <w:tcBorders>
+              <w:top w:val="single" w:color="999999" w:sz="4"/>
+              <w:left w:val="single" w:color="999999" w:sz="4"/>
+              <w:bottom w:val="single" w:color="999999" w:sz="4"/>
+              <w:right w:val="single" w:color="999999" w:sz="4"/>
+            </w:tcBorders>
+            <w:shd w:fill="E8E8E8" w:val="clear"/>
+          </w:tcPr>
+          <w:p>
+            <w:r>
+              <w:rPr>
+                <w:b w:val="0"/>
+              </w:rPr>
+              <w:t>CAPA</w:t>
+            </w:r>
+          </w:p>
+        </w:tc>
+        <w:tc>
+          <w:tcPr>
+            <w:tcW w:type="pct" w:w="22%"/>
+            <w:tcBorders>
+              <w:top w:val="single" w:color="999999" w:sz="4"/>
+              <w:left w:val="single" w:color="999999" w:sz="4"/>
+              <w:bottom w:val="single" w:color="999999" w:sz="4"/>
+              <w:right w:val="single" w:color="999999" w:sz="4"/>
+            </w:tcBorders>
+            <w:shd w:fill="E8E8E8" w:val="clear"/>
+          </w:tcPr>
+          <w:p>
+            <w:r>
+              <w:rPr>
+                <w:b w:val="0"/>
+              </w:rPr>
+              <w:t>corrective and preventive action</w:t>
+            </w:r>
+          </w:p>
+        </w:tc>
+      </w:tr>
+      <w:tr>
+        <w:tc>
+          <w:tcPr>
+            <w:tcW w:type="pct" w:w="22%"/>
+            <w:tcBorders>
+              <w:top w:val="single" w:color="999999" w:sz="4"/>
+              <w:left w:val="single" w:color="999999" w:sz="4"/>
+              <w:bottom w:val="single" w:color="999999" w:sz="4"/>
+              <w:right w:val="single" w:color="999999" w:sz="4"/>
+            </w:tcBorders>
+            <w:shd w:fill="E8E8E8" w:val="clear"/>
+          </w:tcPr>
+          <w:p>
+            <w:r>
+              <w:rPr>
+                <w:b w:val="0"/>
+              </w:rPr>
+              <w:t>COP</w:t>
+            </w:r>
+          </w:p>
+        </w:tc>
+        <w:tc>
+          <w:tcPr>
+            <w:tcW w:type="pct" w:w="22%"/>
+            <w:tcBorders>
+              <w:top w:val="single" w:color="999999" w:sz="4"/>
+              <w:left w:val="single" w:color="999999" w:sz="4"/>
+              <w:bottom w:val="single" w:color="999999" w:sz="4"/>
+              <w:right w:val="single" w:color="999999" w:sz="4"/>
+            </w:tcBorders>
+            <w:shd w:fill="E8E8E8" w:val="clear"/>
+          </w:tcPr>
+          <w:p>
+            <w:r>
+              <w:rPr>
+                <w:b w:val="0"/>
+              </w:rPr>
+              <w:t>Care of Patients (NABH SHCO chapter 5)</w:t>
+            </w:r>
+          </w:p>
+        </w:tc>
+      </w:tr>
+      <w:tr>
+        <w:tc>
+          <w:tcPr>
+            <w:tcW w:type="pct" w:w="22%"/>
+            <w:tcBorders>
+              <w:top w:val="single" w:color="999999" w:sz="4"/>
+              <w:left w:val="single" w:color="999999" w:sz="4"/>
+              <w:bottom w:val="single" w:color="999999" w:sz="4"/>
+              <w:right w:val="single" w:color="999999" w:sz="4"/>
+            </w:tcBorders>
+            <w:shd w:fill="E8E8E8" w:val="clear"/>
+          </w:tcPr>
+          <w:p>
+            <w:r>
+              <w:rPr>
+                <w:b w:val="0"/>
+              </w:rPr>
+              <w:t>CPR</w:t>
+            </w:r>
+          </w:p>
+        </w:tc>
+        <w:tc>
+          <w:tcPr>
+            <w:tcW w:type="pct" w:w="22%"/>
+            <w:tcBorders>
+              <w:top w:val="single" w:color="999999" w:sz="4"/>
+              <w:left w:val="single" w:color="999999" w:sz="4"/>
+              <w:bottom w:val="single" w:color="999999" w:sz="4"/>
+              <w:right w:val="single" w:color="999999" w:sz="4"/>
+            </w:tcBorders>
+            <w:shd w:fill="E8E8E8" w:val="clear"/>
+          </w:tcPr>
+          <w:p>
+            <w:r>
+              <w:rPr>
+                <w:b w:val="0"/>
+              </w:rPr>
+              <w:t>cardiopulmonary resuscitation</w:t>
+            </w:r>
+          </w:p>
+        </w:tc>
+      </w:tr>
+      <w:tr>
+        <w:tc>
+          <w:tcPr>
+            <w:tcW w:type="pct" w:w="22%"/>
+            <w:tcBorders>
+              <w:top w:val="single" w:color="999999" w:sz="4"/>
+              <w:left w:val="single" w:color="999999" w:sz="4"/>
+              <w:bottom w:val="single" w:color="999999" w:sz="4"/>
+              <w:right w:val="single" w:color="999999" w:sz="4"/>
+            </w:tcBorders>
+            <w:shd w:fill="E8E8E8" w:val="clear"/>
+          </w:tcPr>
+          <w:p>
+            <w:r>
+              <w:rPr>
+                <w:b w:val="0"/>
+              </w:rPr>
+              <w:t>DMA</w:t>
+            </w:r>
+          </w:p>
+        </w:tc>
+        <w:tc>
+          <w:tcPr>
+            <w:tcW w:type="pct" w:w="22%"/>
+            <w:tcBorders>
+              <w:top w:val="single" w:color="999999" w:sz="4"/>
+              <w:left w:val="single" w:color="999999" w:sz="4"/>
+              <w:bottom w:val="single" w:color="999999" w:sz="4"/>
+              <w:right w:val="single" w:color="999999" w:sz="4"/>
+            </w:tcBorders>
+            <w:shd w:fill="E8E8E8" w:val="clear"/>
+          </w:tcPr>
+          <w:p>
+            <w:r>
+              <w:rPr>
+                <w:b w:val="0"/>
+              </w:rPr>
+              <w:t>Disaster Management Act, 2005</w:t>
+            </w:r>
+          </w:p>
+        </w:tc>
+      </w:tr>
+      <w:tr>
+        <w:tc>
+          <w:tcPr>
+            <w:tcW w:type="pct" w:w="22%"/>
+            <w:tcBorders>
+              <w:top w:val="single" w:color="999999" w:sz="4"/>
+              <w:left w:val="single" w:color="999999" w:sz="4"/>
+              <w:bottom w:val="single" w:color="999999" w:sz="4"/>
+              <w:right w:val="single" w:color="999999" w:sz="4"/>
+            </w:tcBorders>
+            <w:shd w:fill="E8E8E8" w:val="clear"/>
+          </w:tcPr>
+          <w:p>
+            <w:r>
+              <w:rPr>
+                <w:b w:val="0"/>
+              </w:rPr>
+              <w:t>NABH</w:t>
+            </w:r>
+          </w:p>
+        </w:tc>
+        <w:tc>
+          <w:tcPr>
+            <w:tcW w:type="pct" w:w="22%"/>
+            <w:tcBorders>
+              <w:top w:val="single" w:color="999999" w:sz="4"/>
+              <w:left w:val="single" w:color="999999" w:sz="4"/>
+              <w:bottom w:val="single" w:color="999999" w:sz="4"/>
+              <w:right w:val="single" w:color="999999" w:sz="4"/>
+            </w:tcBorders>
+            <w:shd w:fill="E8E8E8" w:val="clear"/>
+          </w:tcPr>
+          <w:p>
+            <w:r>
+              <w:rPr>
+                <w:b w:val="0"/>
+              </w:rPr>
+              <w:t>National Accreditation Board for Hospitals and Healthcare Providers</w:t>
+            </w:r>
+          </w:p>
+        </w:tc>
+      </w:tr>
+      <w:tr>
+        <w:tc>
+          <w:tcPr>
+            <w:tcW w:type="pct" w:w="22%"/>
+            <w:tcBorders>
+              <w:top w:val="single" w:color="999999" w:sz="4"/>
+              <w:left w:val="single" w:color="999999" w:sz="4"/>
+              <w:bottom w:val="single" w:color="999999" w:sz="4"/>
+              <w:right w:val="single" w:color="999999" w:sz="4"/>
+            </w:tcBorders>
+            <w:shd w:fill="E8E8E8" w:val="clear"/>
+          </w:tcPr>
+          <w:p>
+            <w:r>
+              <w:rPr>
+                <w:b w:val="0"/>
+              </w:rPr>
+              <w:t>OE</w:t>
+            </w:r>
+          </w:p>
+        </w:tc>
+        <w:tc>
+          <w:tcPr>
+            <w:tcW w:type="pct" w:w="22%"/>
+            <w:tcBorders>
+              <w:top w:val="single" w:color="999999" w:sz="4"/>
+              <w:left w:val="single" w:color="999999" w:sz="4"/>
+              <w:bottom w:val="single" w:color="999999" w:sz="4"/>
+              <w:right w:val="single" w:color="999999" w:sz="4"/>
+            </w:tcBorders>
+            <w:shd w:fill="E8E8E8" w:val="clear"/>
+          </w:tcPr>
+          <w:p>
+            <w:r>
+              <w:rPr>
+                <w:b w:val="0"/>
+              </w:rPr>
+              <w:t>objective element</w:t>
+            </w:r>
+          </w:p>
+        </w:tc>
+      </w:tr>
+      <w:tr>
+        <w:tc>
+          <w:tcPr>
+            <w:tcW w:type="pct" w:w="22%"/>
+            <w:tcBorders>
+              <w:top w:val="single" w:color="999999" w:sz="4"/>
+              <w:left w:val="single" w:color="999999" w:sz="4"/>
+              <w:bottom w:val="single" w:color="999999" w:sz="4"/>
+              <w:right w:val="single" w:color="999999" w:sz="4"/>
+            </w:tcBorders>
+            <w:shd w:fill="E8E8E8" w:val="clear"/>
+          </w:tcPr>
+          <w:p>
+            <w:r>
+              <w:rPr>
+                <w:b w:val="0"/>
+              </w:rPr>
+              <w:t>RCA</w:t>
+            </w:r>
+          </w:p>
+        </w:tc>
+        <w:tc>
+          <w:tcPr>
+            <w:tcW w:type="pct" w:w="22%"/>
+            <w:tcBorders>
+              <w:top w:val="single" w:color="999999" w:sz="4"/>
+              <w:left w:val="single" w:color="999999" w:sz="4"/>
+              <w:bottom w:val="single" w:color="999999" w:sz="4"/>
+              <w:right w:val="single" w:color="999999" w:sz="4"/>
+            </w:tcBorders>
+            <w:shd w:fill="E8E8E8" w:val="clear"/>
+          </w:tcPr>
+          <w:p>
+            <w:r>
+              <w:rPr>
+                <w:b w:val="0"/>
+              </w:rPr>
+              <w:t>root-cause analysis</w:t>
+            </w:r>
+          </w:p>
+        </w:tc>
+      </w:tr>
+      <w:tr>
+        <w:tc>
+          <w:tcPr>
+            <w:tcW w:type="pct" w:w="22%"/>
+            <w:tcBorders>
+              <w:top w:val="single" w:color="999999" w:sz="4"/>
+              <w:left w:val="single" w:color="999999" w:sz="4"/>
+              <w:bottom w:val="single" w:color="999999" w:sz="4"/>
+              <w:right w:val="single" w:color="999999" w:sz="4"/>
+            </w:tcBorders>
+            <w:shd w:fill="E8E8E8" w:val="clear"/>
+          </w:tcPr>
+          <w:p>
+            <w:r>
+              <w:rPr>
+                <w:b w:val="0"/>
+              </w:rPr>
+              <w:t>SHCO</w:t>
+            </w:r>
+          </w:p>
+        </w:tc>
+        <w:tc>
+          <w:tcPr>
+            <w:tcW w:type="pct" w:w="22%"/>
+            <w:tcBorders>
+              <w:top w:val="single" w:color="999999" w:sz="4"/>
+              <w:left w:val="single" w:color="999999" w:sz="4"/>
+              <w:bottom w:val="single" w:color="999999" w:sz="4"/>
+              <w:right w:val="single" w:color="999999" w:sz="4"/>
+            </w:tcBorders>
+            <w:shd w:fill="E8E8E8" w:val="clear"/>
+          </w:tcPr>
+          <w:p>
+            <w:r>
+              <w:rPr>
+                <w:b w:val="0"/>
+              </w:rPr>
+              <w:t>Standards for Small Healthcare Organisations</w:t>
+            </w:r>
+          </w:p>
+        </w:tc>
+      </w:tr>
+    </w:tbl>
     <w:p>
       <w:pPr>
         <w:pStyle w:val="Heading1"/>

--- a/policies/build/masters/COP.2_v2_master.docx
+++ b/policies/build/masters/COP.2_v2_master.docx
@@ -694,18 +694,6 @@
     </w:p>
     <w:p>
       <w:pPr>
-        <w:spacing w:after="140"/>
-      </w:pPr>
-      <w:r>
-        <w:rPr>
-          <w:sz w:val="22"/>
-          <w:szCs w:val="22"/>
-        </w:rPr>
-        <w:t xml:space="preserve">Words marked «like this» are defaults a small hospital can keep. A blank marked «________» has no sensible default. Fill it in before this document is signed.</w:t>
-      </w:r>
-    </w:p>
-    <w:p>
-      <w:pPr>
         <w:pStyle w:val="Heading1"/>
         <w:spacing w:after="120" w:before="280"/>
       </w:pPr>
@@ -735,103 +723,6 @@
           <w:szCs w:val="22"/>
         </w:rPr>
         <w:t xml:space="preserve">It covers the eleven elements COP.2.a–k name. It does not cover fire or non-fire facility emergencies (FMS.5), the registration or transfer process (AAC.2), or CPR (COP.3).</w:t>
-      </w:r>
-    </w:p>
-    <w:p>
-      <w:pPr>
-        <w:spacing w:after="140"/>
-      </w:pPr>
-      <w:r>
-        <w:rPr>
-          <w:sz w:val="22"/>
-          <w:szCs w:val="22"/>
-        </w:rPr>
-        <w:t xml:space="preserve">Boundaries with other policies of «Hospital Name»:</w:t>
-      </w:r>
-    </w:p>
-    <w:p>
-      <w:pPr>
-        <w:pStyle w:val="ListParagraph"/>
-        <w:numPr>
-          <w:ilvl w:val="0"/>
-          <w:numId w:val="1"/>
-        </w:numPr>
-        <w:spacing w:after="60"/>
-      </w:pPr>
-      <w:r>
-        <w:rPr>
-          <w:sz w:val="22"/>
-          <w:szCs w:val="22"/>
-        </w:rPr>
-        <w:t xml:space="preserve">AAC.2 owns registration, admission, transfer and discharge process. This policy owns emergency clinical care, triage and ambulance.</w:t>
-      </w:r>
-    </w:p>
-    <w:p>
-      <w:pPr>
-        <w:pStyle w:val="ListParagraph"/>
-        <w:numPr>
-          <w:ilvl w:val="0"/>
-          <w:numId w:val="1"/>
-        </w:numPr>
-        <w:spacing w:after="60"/>
-      </w:pPr>
-      <w:r>
-        <w:rPr>
-          <w:sz w:val="22"/>
-          <w:szCs w:val="22"/>
-        </w:rPr>
-        <w:t xml:space="preserve">FMS.5 owns fire and non-fire facility emergencies. This policy owns clinical disaster and epidemic response.</w:t>
-      </w:r>
-    </w:p>
-    <w:p>
-      <w:pPr>
-        <w:pStyle w:val="ListParagraph"/>
-        <w:numPr>
-          <w:ilvl w:val="0"/>
-          <w:numId w:val="1"/>
-        </w:numPr>
-        <w:spacing w:after="60"/>
-      </w:pPr>
-      <w:r>
-        <w:rPr>
-          <w:sz w:val="22"/>
-          <w:szCs w:val="22"/>
-        </w:rPr>
-        <w:t xml:space="preserve">COP.3 owns CPR. This policy owns that CPR-trained staff are available in the emergency department.</w:t>
-      </w:r>
-    </w:p>
-    <w:p>
-      <w:pPr>
-        <w:pStyle w:val="ListParagraph"/>
-        <w:numPr>
-          <w:ilvl w:val="0"/>
-          <w:numId w:val="1"/>
-        </w:numPr>
-        <w:spacing w:after="60"/>
-      </w:pPr>
-      <w:r>
-        <w:rPr>
-          <w:sz w:val="22"/>
-          <w:szCs w:val="22"/>
-        </w:rPr>
-        <w:t xml:space="preserve">COP.1 owns uniform care. This policy owns that uniform care extends to emergency patients.</w:t>
-      </w:r>
-    </w:p>
-    <w:p>
-      <w:pPr>
-        <w:pStyle w:val="ListParagraph"/>
-        <w:numPr>
-          <w:ilvl w:val="0"/>
-          <w:numId w:val="1"/>
-        </w:numPr>
-        <w:spacing w:after="60"/>
-      </w:pPr>
-      <w:r>
-        <w:rPr>
-          <w:sz w:val="22"/>
-          <w:szCs w:val="22"/>
-        </w:rPr>
-        <w:t xml:space="preserve">PRE.3 owns informed consent method. This policy owns that medico-legal cases receive emergency care in consonance with statutory requirements.</w:t>
       </w:r>
     </w:p>
     <w:p>

--- a/policies/build/masters/COP.2_v2_master.docx
+++ b/policies/build/masters/COP.2_v2_master.docx
@@ -678,18 +678,6 @@
           <w:szCs w:val="22"/>
         </w:rPr>
         <w:t xml:space="preserve">It covers eleven elements: an identified, accessible emergency area with adequate resources; medico-legal case management in consonance with statutory requirements; triage-guided initiation of care; reassessment of waiting patients; admission, discharge or transfer documentation; a quality-assurance programme; management of patients dead on arrival or dying within minutes; access to ambulance services; ambulance fitness, equipment and medications; early treatment initiation during transit; and disaster and epidemic management.</w:t>
-      </w:r>
-    </w:p>
-    <w:p>
-      <w:pPr>
-        <w:spacing w:after="140"/>
-      </w:pPr>
-      <w:r>
-        <w:rPr>
-          <w:sz w:val="22"/>
-          <w:szCs w:val="22"/>
-        </w:rPr>
-        <w:t xml:space="preserve">This policy owns emergency clinical care, triage and ambulance. AAC.2 owns the registration, admission, transfer and discharge process. FMS.5 owns fire and non-fire facility emergencies. COP.3 owns CPR.</w:t>
       </w:r>
     </w:p>
     <w:p>

--- a/policies/build/masters/COP.2_v2_master.docx
+++ b/policies/build/masters/COP.2_v2_master.docx
@@ -2871,6 +2871,490 @@
         <w:t xml:space="preserve">The Nursing Superintendent holds signed acknowledgements with the induction record.</w:t>
       </w:r>
     </w:p>
+    <w:p>
+      <w:pPr>
+        <w:pStyle w:val="Heading1"/>
+        <w:spacing w:after="120" w:before="280"/>
+      </w:pPr>
+      <w:r>
+        <w:t>10. Distribution</w:t>
+      </w:r>
+    </w:p>
+    <w:p>
+      <w:pPr>
+        <w:spacing w:after="140"/>
+      </w:pPr>
+      <w:r>
+        <w:rPr>
+          <w:sz w:val="22"/>
+          <w:szCs w:val="22"/>
+        </w:rPr>
+        <w:t xml:space="preserve">Official master copy: office of the Medical Superintendent, «Hospital Name», with the emergency department in-charge and the Quality Coordinator.</w:t>
+      </w:r>
+    </w:p>
+    <w:p>
+      <w:pPr>
+        <w:spacing w:after="140"/>
+      </w:pPr>
+      <w:r>
+        <w:rPr>
+          <w:sz w:val="22"/>
+          <w:szCs w:val="22"/>
+        </w:rPr>
+        <w:t xml:space="preserve">Copies issued to: emergency department; ambulance crew; nursing administration; registration (for transfer documentation).</w:t>
+      </w:r>
+    </w:p>
+    <w:p>
+      <w:pPr>
+        <w:spacing w:after="140"/>
+      </w:pPr>
+      <w:r>
+        <w:rPr>
+          <w:sz w:val="22"/>
+          <w:szCs w:val="22"/>
+        </w:rPr>
+        <w:t xml:space="preserve">The current version is available to all staff at the «emergency department policy file» and, if the hospital keeps an intranet, at «staff intranet / policies».</w:t>
+      </w:r>
+    </w:p>
+    <w:p>
+      <w:pPr>
+        <w:spacing w:after="140"/>
+      </w:pPr>
+      <w:r>
+        <w:rPr>
+          <w:sz w:val="22"/>
+          <w:szCs w:val="22"/>
+        </w:rPr>
+        <w:t xml:space="preserve">When a new version is issued, take old copies out of use.</w:t>
+      </w:r>
+    </w:p>
+    <w:p>
+      <w:pPr>
+        <w:pStyle w:val="Heading1"/>
+        <w:spacing w:after="120" w:before="280"/>
+      </w:pPr>
+      <w:r>
+        <w:t>11. Abbreviations</w:t>
+      </w:r>
+    </w:p>
+    <w:tbl>
+      <w:tblPr>
+        <w:tblW w:type="pct" w:w="100%"/>
+        <w:tblBorders>
+          <w:top w:val="single" w:color="auto" w:sz="4"/>
+          <w:left w:val="single" w:color="auto" w:sz="4"/>
+          <w:bottom w:val="single" w:color="auto" w:sz="4"/>
+          <w:right w:val="single" w:color="auto" w:sz="4"/>
+          <w:insideH w:val="single" w:color="auto" w:sz="4"/>
+          <w:insideV w:val="single" w:color="auto" w:sz="4"/>
+        </w:tblBorders>
+      </w:tblPr>
+      <w:tblGrid>
+        <w:gridCol w:w="100"/>
+        <w:gridCol w:w="100"/>
+      </w:tblGrid>
+      <w:tr>
+        <w:tc>
+          <w:tcPr>
+            <w:tcW w:type="pct" w:w="22%"/>
+            <w:tcBorders>
+              <w:top w:val="single" w:color="999999" w:sz="4"/>
+              <w:left w:val="single" w:color="999999" w:sz="4"/>
+              <w:bottom w:val="single" w:color="999999" w:sz="4"/>
+              <w:right w:val="single" w:color="999999" w:sz="4"/>
+            </w:tcBorders>
+            <w:shd w:fill="E8E8E8" w:val="clear"/>
+          </w:tcPr>
+          <w:p>
+            <w:r>
+              <w:rPr>
+                <w:b/>
+              </w:rPr>
+              <w:t>Abbreviation</w:t>
+            </w:r>
+          </w:p>
+        </w:tc>
+        <w:tc>
+          <w:tcPr>
+            <w:tcW w:type="pct" w:w="22%"/>
+            <w:tcBorders>
+              <w:top w:val="single" w:color="999999" w:sz="4"/>
+              <w:left w:val="single" w:color="999999" w:sz="4"/>
+              <w:bottom w:val="single" w:color="999999" w:sz="4"/>
+              <w:right w:val="single" w:color="999999" w:sz="4"/>
+            </w:tcBorders>
+            <w:shd w:fill="E8E8E8" w:val="clear"/>
+          </w:tcPr>
+          <w:p>
+            <w:r>
+              <w:rPr>
+                <w:b/>
+              </w:rPr>
+              <w:t>Meaning</w:t>
+            </w:r>
+          </w:p>
+        </w:tc>
+      </w:tr>
+      <w:tr>
+        <w:tc>
+          <w:tcPr>
+            <w:tcW w:type="pct" w:w="22%"/>
+            <w:tcBorders>
+              <w:top w:val="single" w:color="999999" w:sz="4"/>
+              <w:left w:val="single" w:color="999999" w:sz="4"/>
+              <w:bottom w:val="single" w:color="999999" w:sz="4"/>
+              <w:right w:val="single" w:color="999999" w:sz="4"/>
+            </w:tcBorders>
+            <w:shd w:fill="E8E8E8" w:val="clear"/>
+          </w:tcPr>
+          <w:p>
+            <w:r>
+              <w:rPr>
+                <w:b w:val="0"/>
+              </w:rPr>
+              <w:t>CAPA</w:t>
+            </w:r>
+          </w:p>
+        </w:tc>
+        <w:tc>
+          <w:tcPr>
+            <w:tcW w:type="pct" w:w="22%"/>
+            <w:tcBorders>
+              <w:top w:val="single" w:color="999999" w:sz="4"/>
+              <w:left w:val="single" w:color="999999" w:sz="4"/>
+              <w:bottom w:val="single" w:color="999999" w:sz="4"/>
+              <w:right w:val="single" w:color="999999" w:sz="4"/>
+            </w:tcBorders>
+            <w:shd w:fill="E8E8E8" w:val="clear"/>
+          </w:tcPr>
+          <w:p>
+            <w:r>
+              <w:rPr>
+                <w:b w:val="0"/>
+              </w:rPr>
+              <w:t>corrective and preventive action</w:t>
+            </w:r>
+          </w:p>
+        </w:tc>
+      </w:tr>
+      <w:tr>
+        <w:tc>
+          <w:tcPr>
+            <w:tcW w:type="pct" w:w="22%"/>
+            <w:tcBorders>
+              <w:top w:val="single" w:color="999999" w:sz="4"/>
+              <w:left w:val="single" w:color="999999" w:sz="4"/>
+              <w:bottom w:val="single" w:color="999999" w:sz="4"/>
+              <w:right w:val="single" w:color="999999" w:sz="4"/>
+            </w:tcBorders>
+            <w:shd w:fill="E8E8E8" w:val="clear"/>
+          </w:tcPr>
+          <w:p>
+            <w:r>
+              <w:rPr>
+                <w:b w:val="0"/>
+              </w:rPr>
+              <w:t>COP</w:t>
+            </w:r>
+          </w:p>
+        </w:tc>
+        <w:tc>
+          <w:tcPr>
+            <w:tcW w:type="pct" w:w="22%"/>
+            <w:tcBorders>
+              <w:top w:val="single" w:color="999999" w:sz="4"/>
+              <w:left w:val="single" w:color="999999" w:sz="4"/>
+              <w:bottom w:val="single" w:color="999999" w:sz="4"/>
+              <w:right w:val="single" w:color="999999" w:sz="4"/>
+            </w:tcBorders>
+            <w:shd w:fill="E8E8E8" w:val="clear"/>
+          </w:tcPr>
+          <w:p>
+            <w:r>
+              <w:rPr>
+                <w:b w:val="0"/>
+              </w:rPr>
+              <w:t>Care of Patients (NABH SHCO chapter 5)</w:t>
+            </w:r>
+          </w:p>
+        </w:tc>
+      </w:tr>
+      <w:tr>
+        <w:tc>
+          <w:tcPr>
+            <w:tcW w:type="pct" w:w="22%"/>
+            <w:tcBorders>
+              <w:top w:val="single" w:color="999999" w:sz="4"/>
+              <w:left w:val="single" w:color="999999" w:sz="4"/>
+              <w:bottom w:val="single" w:color="999999" w:sz="4"/>
+              <w:right w:val="single" w:color="999999" w:sz="4"/>
+            </w:tcBorders>
+            <w:shd w:fill="E8E8E8" w:val="clear"/>
+          </w:tcPr>
+          <w:p>
+            <w:r>
+              <w:rPr>
+                <w:b w:val="0"/>
+              </w:rPr>
+              <w:t>CPR</w:t>
+            </w:r>
+          </w:p>
+        </w:tc>
+        <w:tc>
+          <w:tcPr>
+            <w:tcW w:type="pct" w:w="22%"/>
+            <w:tcBorders>
+              <w:top w:val="single" w:color="999999" w:sz="4"/>
+              <w:left w:val="single" w:color="999999" w:sz="4"/>
+              <w:bottom w:val="single" w:color="999999" w:sz="4"/>
+              <w:right w:val="single" w:color="999999" w:sz="4"/>
+            </w:tcBorders>
+            <w:shd w:fill="E8E8E8" w:val="clear"/>
+          </w:tcPr>
+          <w:p>
+            <w:r>
+              <w:rPr>
+                <w:b w:val="0"/>
+              </w:rPr>
+              <w:t>cardiopulmonary resuscitation</w:t>
+            </w:r>
+          </w:p>
+        </w:tc>
+      </w:tr>
+      <w:tr>
+        <w:tc>
+          <w:tcPr>
+            <w:tcW w:type="pct" w:w="22%"/>
+            <w:tcBorders>
+              <w:top w:val="single" w:color="999999" w:sz="4"/>
+              <w:left w:val="single" w:color="999999" w:sz="4"/>
+              <w:bottom w:val="single" w:color="999999" w:sz="4"/>
+              <w:right w:val="single" w:color="999999" w:sz="4"/>
+            </w:tcBorders>
+            <w:shd w:fill="E8E8E8" w:val="clear"/>
+          </w:tcPr>
+          <w:p>
+            <w:r>
+              <w:rPr>
+                <w:b w:val="0"/>
+              </w:rPr>
+              <w:t>DMA</w:t>
+            </w:r>
+          </w:p>
+        </w:tc>
+        <w:tc>
+          <w:tcPr>
+            <w:tcW w:type="pct" w:w="22%"/>
+            <w:tcBorders>
+              <w:top w:val="single" w:color="999999" w:sz="4"/>
+              <w:left w:val="single" w:color="999999" w:sz="4"/>
+              <w:bottom w:val="single" w:color="999999" w:sz="4"/>
+              <w:right w:val="single" w:color="999999" w:sz="4"/>
+            </w:tcBorders>
+            <w:shd w:fill="E8E8E8" w:val="clear"/>
+          </w:tcPr>
+          <w:p>
+            <w:r>
+              <w:rPr>
+                <w:b w:val="0"/>
+              </w:rPr>
+              <w:t>Disaster Management Act, 2005</w:t>
+            </w:r>
+          </w:p>
+        </w:tc>
+      </w:tr>
+      <w:tr>
+        <w:tc>
+          <w:tcPr>
+            <w:tcW w:type="pct" w:w="22%"/>
+            <w:tcBorders>
+              <w:top w:val="single" w:color="999999" w:sz="4"/>
+              <w:left w:val="single" w:color="999999" w:sz="4"/>
+              <w:bottom w:val="single" w:color="999999" w:sz="4"/>
+              <w:right w:val="single" w:color="999999" w:sz="4"/>
+            </w:tcBorders>
+            <w:shd w:fill="E8E8E8" w:val="clear"/>
+          </w:tcPr>
+          <w:p>
+            <w:r>
+              <w:rPr>
+                <w:b w:val="0"/>
+              </w:rPr>
+              <w:t>NABH</w:t>
+            </w:r>
+          </w:p>
+        </w:tc>
+        <w:tc>
+          <w:tcPr>
+            <w:tcW w:type="pct" w:w="22%"/>
+            <w:tcBorders>
+              <w:top w:val="single" w:color="999999" w:sz="4"/>
+              <w:left w:val="single" w:color="999999" w:sz="4"/>
+              <w:bottom w:val="single" w:color="999999" w:sz="4"/>
+              <w:right w:val="single" w:color="999999" w:sz="4"/>
+            </w:tcBorders>
+            <w:shd w:fill="E8E8E8" w:val="clear"/>
+          </w:tcPr>
+          <w:p>
+            <w:r>
+              <w:rPr>
+                <w:b w:val="0"/>
+              </w:rPr>
+              <w:t>National Accreditation Board for Hospitals and Healthcare Providers</w:t>
+            </w:r>
+          </w:p>
+        </w:tc>
+      </w:tr>
+      <w:tr>
+        <w:tc>
+          <w:tcPr>
+            <w:tcW w:type="pct" w:w="22%"/>
+            <w:tcBorders>
+              <w:top w:val="single" w:color="999999" w:sz="4"/>
+              <w:left w:val="single" w:color="999999" w:sz="4"/>
+              <w:bottom w:val="single" w:color="999999" w:sz="4"/>
+              <w:right w:val="single" w:color="999999" w:sz="4"/>
+            </w:tcBorders>
+            <w:shd w:fill="E8E8E8" w:val="clear"/>
+          </w:tcPr>
+          <w:p>
+            <w:r>
+              <w:rPr>
+                <w:b w:val="0"/>
+              </w:rPr>
+              <w:t>OE</w:t>
+            </w:r>
+          </w:p>
+        </w:tc>
+        <w:tc>
+          <w:tcPr>
+            <w:tcW w:type="pct" w:w="22%"/>
+            <w:tcBorders>
+              <w:top w:val="single" w:color="999999" w:sz="4"/>
+              <w:left w:val="single" w:color="999999" w:sz="4"/>
+              <w:bottom w:val="single" w:color="999999" w:sz="4"/>
+              <w:right w:val="single" w:color="999999" w:sz="4"/>
+            </w:tcBorders>
+            <w:shd w:fill="E8E8E8" w:val="clear"/>
+          </w:tcPr>
+          <w:p>
+            <w:r>
+              <w:rPr>
+                <w:b w:val="0"/>
+              </w:rPr>
+              <w:t>objective element</w:t>
+            </w:r>
+          </w:p>
+        </w:tc>
+      </w:tr>
+      <w:tr>
+        <w:tc>
+          <w:tcPr>
+            <w:tcW w:type="pct" w:w="22%"/>
+            <w:tcBorders>
+              <w:top w:val="single" w:color="999999" w:sz="4"/>
+              <w:left w:val="single" w:color="999999" w:sz="4"/>
+              <w:bottom w:val="single" w:color="999999" w:sz="4"/>
+              <w:right w:val="single" w:color="999999" w:sz="4"/>
+            </w:tcBorders>
+            <w:shd w:fill="E8E8E8" w:val="clear"/>
+          </w:tcPr>
+          <w:p>
+            <w:r>
+              <w:rPr>
+                <w:b w:val="0"/>
+              </w:rPr>
+              <w:t>RCA</w:t>
+            </w:r>
+          </w:p>
+        </w:tc>
+        <w:tc>
+          <w:tcPr>
+            <w:tcW w:type="pct" w:w="22%"/>
+            <w:tcBorders>
+              <w:top w:val="single" w:color="999999" w:sz="4"/>
+              <w:left w:val="single" w:color="999999" w:sz="4"/>
+              <w:bottom w:val="single" w:color="999999" w:sz="4"/>
+              <w:right w:val="single" w:color="999999" w:sz="4"/>
+            </w:tcBorders>
+            <w:shd w:fill="E8E8E8" w:val="clear"/>
+          </w:tcPr>
+          <w:p>
+            <w:r>
+              <w:rPr>
+                <w:b w:val="0"/>
+              </w:rPr>
+              <w:t>root-cause analysis</w:t>
+            </w:r>
+          </w:p>
+        </w:tc>
+      </w:tr>
+      <w:tr>
+        <w:tc>
+          <w:tcPr>
+            <w:tcW w:type="pct" w:w="22%"/>
+            <w:tcBorders>
+              <w:top w:val="single" w:color="999999" w:sz="4"/>
+              <w:left w:val="single" w:color="999999" w:sz="4"/>
+              <w:bottom w:val="single" w:color="999999" w:sz="4"/>
+              <w:right w:val="single" w:color="999999" w:sz="4"/>
+            </w:tcBorders>
+            <w:shd w:fill="E8E8E8" w:val="clear"/>
+          </w:tcPr>
+          <w:p>
+            <w:r>
+              <w:rPr>
+                <w:b w:val="0"/>
+              </w:rPr>
+              <w:t>SHCO</w:t>
+            </w:r>
+          </w:p>
+        </w:tc>
+        <w:tc>
+          <w:tcPr>
+            <w:tcW w:type="pct" w:w="22%"/>
+            <w:tcBorders>
+              <w:top w:val="single" w:color="999999" w:sz="4"/>
+              <w:left w:val="single" w:color="999999" w:sz="4"/>
+              <w:bottom w:val="single" w:color="999999" w:sz="4"/>
+              <w:right w:val="single" w:color="999999" w:sz="4"/>
+            </w:tcBorders>
+            <w:shd w:fill="E8E8E8" w:val="clear"/>
+          </w:tcPr>
+          <w:p>
+            <w:r>
+              <w:rPr>
+                <w:b w:val="0"/>
+              </w:rPr>
+              <w:t>Standards for Small Healthcare Organisations</w:t>
+            </w:r>
+          </w:p>
+        </w:tc>
+      </w:tr>
+    </w:tbl>
+    <w:p>
+      <w:pPr>
+        <w:pStyle w:val="Heading1"/>
+        <w:spacing w:after="120" w:before="280"/>
+      </w:pPr>
+      <w:r>
+        <w:t>12. Traceability to NABH SHCO 3rd Edition COP.2</w:t>
+      </w:r>
+    </w:p>
+    <w:p>
+      <w:pPr>
+        <w:spacing w:after="120"/>
+      </w:pPr>
+      <w:r>
+        <w:rPr>
+          <w:i/>
+          <w:iCs/>
+          <w:sz w:val="20"/>
+          <w:szCs w:val="20"/>
+        </w:rPr>
+        <w:t xml:space="preserve">This table is an index. It is not how the policy is organised.</w:t>
+      </w:r>
+    </w:p>
     <w:tbl>
       <w:tblPr>
         <w:tblW w:type="pct" w:w="100%"/>
@@ -4171,490 +4655,6 @@
         </w:tc>
       </w:tr>
     </w:tbl>
-    <w:p>
-      <w:pPr>
-        <w:pStyle w:val="Heading1"/>
-        <w:spacing w:after="120" w:before="280"/>
-      </w:pPr>
-      <w:r>
-        <w:t>10. Distribution</w:t>
-      </w:r>
-    </w:p>
-    <w:p>
-      <w:pPr>
-        <w:spacing w:after="140"/>
-      </w:pPr>
-      <w:r>
-        <w:rPr>
-          <w:sz w:val="22"/>
-          <w:szCs w:val="22"/>
-        </w:rPr>
-        <w:t xml:space="preserve">Official master copy: office of the Medical Superintendent, «Hospital Name», with the emergency department in-charge and the Quality Coordinator.</w:t>
-      </w:r>
-    </w:p>
-    <w:p>
-      <w:pPr>
-        <w:spacing w:after="140"/>
-      </w:pPr>
-      <w:r>
-        <w:rPr>
-          <w:sz w:val="22"/>
-          <w:szCs w:val="22"/>
-        </w:rPr>
-        <w:t xml:space="preserve">Copies issued to: emergency department; ambulance crew; nursing administration; registration (for transfer documentation).</w:t>
-      </w:r>
-    </w:p>
-    <w:p>
-      <w:pPr>
-        <w:spacing w:after="140"/>
-      </w:pPr>
-      <w:r>
-        <w:rPr>
-          <w:sz w:val="22"/>
-          <w:szCs w:val="22"/>
-        </w:rPr>
-        <w:t xml:space="preserve">The current version is available to all staff at the «emergency department policy file» and, if the hospital keeps an intranet, at «staff intranet / policies».</w:t>
-      </w:r>
-    </w:p>
-    <w:p>
-      <w:pPr>
-        <w:spacing w:after="140"/>
-      </w:pPr>
-      <w:r>
-        <w:rPr>
-          <w:sz w:val="22"/>
-          <w:szCs w:val="22"/>
-        </w:rPr>
-        <w:t xml:space="preserve">When a new version is issued, take old copies out of use.</w:t>
-      </w:r>
-    </w:p>
-    <w:p>
-      <w:pPr>
-        <w:pStyle w:val="Heading1"/>
-        <w:spacing w:after="120" w:before="280"/>
-      </w:pPr>
-      <w:r>
-        <w:t>11. Abbreviations</w:t>
-      </w:r>
-    </w:p>
-    <w:tbl>
-      <w:tblPr>
-        <w:tblW w:type="pct" w:w="100%"/>
-        <w:tblBorders>
-          <w:top w:val="single" w:color="auto" w:sz="4"/>
-          <w:left w:val="single" w:color="auto" w:sz="4"/>
-          <w:bottom w:val="single" w:color="auto" w:sz="4"/>
-          <w:right w:val="single" w:color="auto" w:sz="4"/>
-          <w:insideH w:val="single" w:color="auto" w:sz="4"/>
-          <w:insideV w:val="single" w:color="auto" w:sz="4"/>
-        </w:tblBorders>
-      </w:tblPr>
-      <w:tblGrid>
-        <w:gridCol w:w="100"/>
-        <w:gridCol w:w="100"/>
-      </w:tblGrid>
-      <w:tr>
-        <w:tc>
-          <w:tcPr>
-            <w:tcW w:type="pct" w:w="22%"/>
-            <w:tcBorders>
-              <w:top w:val="single" w:color="999999" w:sz="4"/>
-              <w:left w:val="single" w:color="999999" w:sz="4"/>
-              <w:bottom w:val="single" w:color="999999" w:sz="4"/>
-              <w:right w:val="single" w:color="999999" w:sz="4"/>
-            </w:tcBorders>
-            <w:shd w:fill="E8E8E8" w:val="clear"/>
-          </w:tcPr>
-          <w:p>
-            <w:r>
-              <w:rPr>
-                <w:b/>
-              </w:rPr>
-              <w:t>Abbreviation</w:t>
-            </w:r>
-          </w:p>
-        </w:tc>
-        <w:tc>
-          <w:tcPr>
-            <w:tcW w:type="pct" w:w="22%"/>
-            <w:tcBorders>
-              <w:top w:val="single" w:color="999999" w:sz="4"/>
-              <w:left w:val="single" w:color="999999" w:sz="4"/>
-              <w:bottom w:val="single" w:color="999999" w:sz="4"/>
-              <w:right w:val="single" w:color="999999" w:sz="4"/>
-            </w:tcBorders>
-            <w:shd w:fill="E8E8E8" w:val="clear"/>
-          </w:tcPr>
-          <w:p>
-            <w:r>
-              <w:rPr>
-                <w:b/>
-              </w:rPr>
-              <w:t>Meaning</w:t>
-            </w:r>
-          </w:p>
-        </w:tc>
-      </w:tr>
-      <w:tr>
-        <w:tc>
-          <w:tcPr>
-            <w:tcW w:type="pct" w:w="22%"/>
-            <w:tcBorders>
-              <w:top w:val="single" w:color="999999" w:sz="4"/>
-              <w:left w:val="single" w:color="999999" w:sz="4"/>
-              <w:bottom w:val="single" w:color="999999" w:sz="4"/>
-              <w:right w:val="single" w:color="999999" w:sz="4"/>
-            </w:tcBorders>
-            <w:shd w:fill="E8E8E8" w:val="clear"/>
-          </w:tcPr>
-          <w:p>
-            <w:r>
-              <w:rPr>
-                <w:b w:val="0"/>
-              </w:rPr>
-              <w:t>CAPA</w:t>
-            </w:r>
-          </w:p>
-        </w:tc>
-        <w:tc>
-          <w:tcPr>
-            <w:tcW w:type="pct" w:w="22%"/>
-            <w:tcBorders>
-              <w:top w:val="single" w:color="999999" w:sz="4"/>
-              <w:left w:val="single" w:color="999999" w:sz="4"/>
-              <w:bottom w:val="single" w:color="999999" w:sz="4"/>
-              <w:right w:val="single" w:color="999999" w:sz="4"/>
-            </w:tcBorders>
-            <w:shd w:fill="E8E8E8" w:val="clear"/>
-          </w:tcPr>
-          <w:p>
-            <w:r>
-              <w:rPr>
-                <w:b w:val="0"/>
-              </w:rPr>
-              <w:t>corrective and preventive action</w:t>
-            </w:r>
-          </w:p>
-        </w:tc>
-      </w:tr>
-      <w:tr>
-        <w:tc>
-          <w:tcPr>
-            <w:tcW w:type="pct" w:w="22%"/>
-            <w:tcBorders>
-              <w:top w:val="single" w:color="999999" w:sz="4"/>
-              <w:left w:val="single" w:color="999999" w:sz="4"/>
-              <w:bottom w:val="single" w:color="999999" w:sz="4"/>
-              <w:right w:val="single" w:color="999999" w:sz="4"/>
-            </w:tcBorders>
-            <w:shd w:fill="E8E8E8" w:val="clear"/>
-          </w:tcPr>
-          <w:p>
-            <w:r>
-              <w:rPr>
-                <w:b w:val="0"/>
-              </w:rPr>
-              <w:t>COP</w:t>
-            </w:r>
-          </w:p>
-        </w:tc>
-        <w:tc>
-          <w:tcPr>
-            <w:tcW w:type="pct" w:w="22%"/>
-            <w:tcBorders>
-              <w:top w:val="single" w:color="999999" w:sz="4"/>
-              <w:left w:val="single" w:color="999999" w:sz="4"/>
-              <w:bottom w:val="single" w:color="999999" w:sz="4"/>
-              <w:right w:val="single" w:color="999999" w:sz="4"/>
-            </w:tcBorders>
-            <w:shd w:fill="E8E8E8" w:val="clear"/>
-          </w:tcPr>
-          <w:p>
-            <w:r>
-              <w:rPr>
-                <w:b w:val="0"/>
-              </w:rPr>
-              <w:t>Care of Patients (NABH SHCO chapter 5)</w:t>
-            </w:r>
-          </w:p>
-        </w:tc>
-      </w:tr>
-      <w:tr>
-        <w:tc>
-          <w:tcPr>
-            <w:tcW w:type="pct" w:w="22%"/>
-            <w:tcBorders>
-              <w:top w:val="single" w:color="999999" w:sz="4"/>
-              <w:left w:val="single" w:color="999999" w:sz="4"/>
-              <w:bottom w:val="single" w:color="999999" w:sz="4"/>
-              <w:right w:val="single" w:color="999999" w:sz="4"/>
-            </w:tcBorders>
-            <w:shd w:fill="E8E8E8" w:val="clear"/>
-          </w:tcPr>
-          <w:p>
-            <w:r>
-              <w:rPr>
-                <w:b w:val="0"/>
-              </w:rPr>
-              <w:t>CPR</w:t>
-            </w:r>
-          </w:p>
-        </w:tc>
-        <w:tc>
-          <w:tcPr>
-            <w:tcW w:type="pct" w:w="22%"/>
-            <w:tcBorders>
-              <w:top w:val="single" w:color="999999" w:sz="4"/>
-              <w:left w:val="single" w:color="999999" w:sz="4"/>
-              <w:bottom w:val="single" w:color="999999" w:sz="4"/>
-              <w:right w:val="single" w:color="999999" w:sz="4"/>
-            </w:tcBorders>
-            <w:shd w:fill="E8E8E8" w:val="clear"/>
-          </w:tcPr>
-          <w:p>
-            <w:r>
-              <w:rPr>
-                <w:b w:val="0"/>
-              </w:rPr>
-              <w:t>cardiopulmonary resuscitation</w:t>
-            </w:r>
-          </w:p>
-        </w:tc>
-      </w:tr>
-      <w:tr>
-        <w:tc>
-          <w:tcPr>
-            <w:tcW w:type="pct" w:w="22%"/>
-            <w:tcBorders>
-              <w:top w:val="single" w:color="999999" w:sz="4"/>
-              <w:left w:val="single" w:color="999999" w:sz="4"/>
-              <w:bottom w:val="single" w:color="999999" w:sz="4"/>
-              <w:right w:val="single" w:color="999999" w:sz="4"/>
-            </w:tcBorders>
-            <w:shd w:fill="E8E8E8" w:val="clear"/>
-          </w:tcPr>
-          <w:p>
-            <w:r>
-              <w:rPr>
-                <w:b w:val="0"/>
-              </w:rPr>
-              <w:t>DMA</w:t>
-            </w:r>
-          </w:p>
-        </w:tc>
-        <w:tc>
-          <w:tcPr>
-            <w:tcW w:type="pct" w:w="22%"/>
-            <w:tcBorders>
-              <w:top w:val="single" w:color="999999" w:sz="4"/>
-              <w:left w:val="single" w:color="999999" w:sz="4"/>
-              <w:bottom w:val="single" w:color="999999" w:sz="4"/>
-              <w:right w:val="single" w:color="999999" w:sz="4"/>
-            </w:tcBorders>
-            <w:shd w:fill="E8E8E8" w:val="clear"/>
-          </w:tcPr>
-          <w:p>
-            <w:r>
-              <w:rPr>
-                <w:b w:val="0"/>
-              </w:rPr>
-              <w:t>Disaster Management Act, 2005</w:t>
-            </w:r>
-          </w:p>
-        </w:tc>
-      </w:tr>
-      <w:tr>
-        <w:tc>
-          <w:tcPr>
-            <w:tcW w:type="pct" w:w="22%"/>
-            <w:tcBorders>
-              <w:top w:val="single" w:color="999999" w:sz="4"/>
-              <w:left w:val="single" w:color="999999" w:sz="4"/>
-              <w:bottom w:val="single" w:color="999999" w:sz="4"/>
-              <w:right w:val="single" w:color="999999" w:sz="4"/>
-            </w:tcBorders>
-            <w:shd w:fill="E8E8E8" w:val="clear"/>
-          </w:tcPr>
-          <w:p>
-            <w:r>
-              <w:rPr>
-                <w:b w:val="0"/>
-              </w:rPr>
-              <w:t>NABH</w:t>
-            </w:r>
-          </w:p>
-        </w:tc>
-        <w:tc>
-          <w:tcPr>
-            <w:tcW w:type="pct" w:w="22%"/>
-            <w:tcBorders>
-              <w:top w:val="single" w:color="999999" w:sz="4"/>
-              <w:left w:val="single" w:color="999999" w:sz="4"/>
-              <w:bottom w:val="single" w:color="999999" w:sz="4"/>
-              <w:right w:val="single" w:color="999999" w:sz="4"/>
-            </w:tcBorders>
-            <w:shd w:fill="E8E8E8" w:val="clear"/>
-          </w:tcPr>
-          <w:p>
-            <w:r>
-              <w:rPr>
-                <w:b w:val="0"/>
-              </w:rPr>
-              <w:t>National Accreditation Board for Hospitals and Healthcare Providers</w:t>
-            </w:r>
-          </w:p>
-        </w:tc>
-      </w:tr>
-      <w:tr>
-        <w:tc>
-          <w:tcPr>
-            <w:tcW w:type="pct" w:w="22%"/>
-            <w:tcBorders>
-              <w:top w:val="single" w:color="999999" w:sz="4"/>
-              <w:left w:val="single" w:color="999999" w:sz="4"/>
-              <w:bottom w:val="single" w:color="999999" w:sz="4"/>
-              <w:right w:val="single" w:color="999999" w:sz="4"/>
-            </w:tcBorders>
-            <w:shd w:fill="E8E8E8" w:val="clear"/>
-          </w:tcPr>
-          <w:p>
-            <w:r>
-              <w:rPr>
-                <w:b w:val="0"/>
-              </w:rPr>
-              <w:t>OE</w:t>
-            </w:r>
-          </w:p>
-        </w:tc>
-        <w:tc>
-          <w:tcPr>
-            <w:tcW w:type="pct" w:w="22%"/>
-            <w:tcBorders>
-              <w:top w:val="single" w:color="999999" w:sz="4"/>
-              <w:left w:val="single" w:color="999999" w:sz="4"/>
-              <w:bottom w:val="single" w:color="999999" w:sz="4"/>
-              <w:right w:val="single" w:color="999999" w:sz="4"/>
-            </w:tcBorders>
-            <w:shd w:fill="E8E8E8" w:val="clear"/>
-          </w:tcPr>
-          <w:p>
-            <w:r>
-              <w:rPr>
-                <w:b w:val="0"/>
-              </w:rPr>
-              <w:t>objective element</w:t>
-            </w:r>
-          </w:p>
-        </w:tc>
-      </w:tr>
-      <w:tr>
-        <w:tc>
-          <w:tcPr>
-            <w:tcW w:type="pct" w:w="22%"/>
-            <w:tcBorders>
-              <w:top w:val="single" w:color="999999" w:sz="4"/>
-              <w:left w:val="single" w:color="999999" w:sz="4"/>
-              <w:bottom w:val="single" w:color="999999" w:sz="4"/>
-              <w:right w:val="single" w:color="999999" w:sz="4"/>
-            </w:tcBorders>
-            <w:shd w:fill="E8E8E8" w:val="clear"/>
-          </w:tcPr>
-          <w:p>
-            <w:r>
-              <w:rPr>
-                <w:b w:val="0"/>
-              </w:rPr>
-              <w:t>RCA</w:t>
-            </w:r>
-          </w:p>
-        </w:tc>
-        <w:tc>
-          <w:tcPr>
-            <w:tcW w:type="pct" w:w="22%"/>
-            <w:tcBorders>
-              <w:top w:val="single" w:color="999999" w:sz="4"/>
-              <w:left w:val="single" w:color="999999" w:sz="4"/>
-              <w:bottom w:val="single" w:color="999999" w:sz="4"/>
-              <w:right w:val="single" w:color="999999" w:sz="4"/>
-            </w:tcBorders>
-            <w:shd w:fill="E8E8E8" w:val="clear"/>
-          </w:tcPr>
-          <w:p>
-            <w:r>
-              <w:rPr>
-                <w:b w:val="0"/>
-              </w:rPr>
-              <w:t>root-cause analysis</w:t>
-            </w:r>
-          </w:p>
-        </w:tc>
-      </w:tr>
-      <w:tr>
-        <w:tc>
-          <w:tcPr>
-            <w:tcW w:type="pct" w:w="22%"/>
-            <w:tcBorders>
-              <w:top w:val="single" w:color="999999" w:sz="4"/>
-              <w:left w:val="single" w:color="999999" w:sz="4"/>
-              <w:bottom w:val="single" w:color="999999" w:sz="4"/>
-              <w:right w:val="single" w:color="999999" w:sz="4"/>
-            </w:tcBorders>
-            <w:shd w:fill="E8E8E8" w:val="clear"/>
-          </w:tcPr>
-          <w:p>
-            <w:r>
-              <w:rPr>
-                <w:b w:val="0"/>
-              </w:rPr>
-              <w:t>SHCO</w:t>
-            </w:r>
-          </w:p>
-        </w:tc>
-        <w:tc>
-          <w:tcPr>
-            <w:tcW w:type="pct" w:w="22%"/>
-            <w:tcBorders>
-              <w:top w:val="single" w:color="999999" w:sz="4"/>
-              <w:left w:val="single" w:color="999999" w:sz="4"/>
-              <w:bottom w:val="single" w:color="999999" w:sz="4"/>
-              <w:right w:val="single" w:color="999999" w:sz="4"/>
-            </w:tcBorders>
-            <w:shd w:fill="E8E8E8" w:val="clear"/>
-          </w:tcPr>
-          <w:p>
-            <w:r>
-              <w:rPr>
-                <w:b w:val="0"/>
-              </w:rPr>
-              <w:t>Standards for Small Healthcare Organisations</w:t>
-            </w:r>
-          </w:p>
-        </w:tc>
-      </w:tr>
-    </w:tbl>
-    <w:p>
-      <w:pPr>
-        <w:pStyle w:val="Heading1"/>
-        <w:spacing w:after="120" w:before="280"/>
-      </w:pPr>
-      <w:r>
-        <w:t>12. Traceability to NABH SHCO 3rd Edition COP.2</w:t>
-      </w:r>
-    </w:p>
-    <w:p>
-      <w:pPr>
-        <w:spacing w:after="120"/>
-      </w:pPr>
-      <w:r>
-        <w:rPr>
-          <w:i/>
-          <w:iCs/>
-          <w:sz w:val="20"/>
-          <w:szCs w:val="20"/>
-        </w:rPr>
-        <w:t xml:space="preserve">This table is an index. It is not how the policy is organised.</w:t>
-      </w:r>
-    </w:p>
     <w:p>
       <w:pPr>
         <w:pStyle w:val="Heading1"/>

--- a/policies/build/masters/COP.2_v2_master.docx
+++ b/policies/build/masters/COP.2_v2_master.docx
@@ -703,18 +703,6 @@
     </w:p>
     <w:p>
       <w:pPr>
-        <w:spacing w:after="140"/>
-      </w:pPr>
-      <w:r>
-        <w:rPr>
-          <w:sz w:val="22"/>
-          <w:szCs w:val="22"/>
-        </w:rPr>
-        <w:t xml:space="preserve">It covers the eleven elements COP.2.a–k name. It does not cover fire or non-fire facility emergencies (FMS.5), the registration or transfer process (AAC.2), or CPR (COP.3).</w:t>
-      </w:r>
-    </w:p>
-    <w:p>
-      <w:pPr>
         <w:pStyle w:val="Heading1"/>
         <w:spacing w:after="120" w:before="280"/>
       </w:pPr>
@@ -1010,7 +998,7 @@
           <w:sz w:val="22"/>
           <w:szCs w:val="22"/>
         </w:rPr>
-        <w:t xml:space="preserve">Resources include: «at least one emergency doctor and one emergency nurse on duty at all times»; resuscitation equipment and crash cart (COP.3 owns CPR); essential medications as per the emergency drug list reviewed «annually»; and diagnostic support commensurate with the scope of services.</w:t>
+        <w:t>Resources include: «at least one emergency doctor and one emergency nurse on duty at all times»; resuscitation equipment and crash cart; essential medications as per the emergency drug list reviewed «annually»; and diagnostic support commensurate with the scope of services.</w:t>
       </w:r>
     </w:p>
     <w:p>
@@ -1202,7 +1190,7 @@
           <w:sz w:val="22"/>
           <w:szCs w:val="22"/>
         </w:rPr>
-        <w:t xml:space="preserve">AAC.2 owns the transfer process. This policy owns that the documentation is completed before the patient leaves.</w:t>
+        <w:t>This policy owns that the documentation is completed before the patient leaves.</w:t>
       </w:r>
     </w:p>
     <w:p>
@@ -1448,7 +1436,7 @@
           <w:sz w:val="22"/>
           <w:szCs w:val="22"/>
         </w:rPr>
-        <w:t xml:space="preserve">FMS.5 owns fire and non-fire facility emergencies. This policy owns clinical disaster and epidemic response. The two plans must not contradict each other.</w:t>
+        <w:t>This policy owns clinical disaster and epidemic response. The two plans must not contradict each other.</w:t>
       </w:r>
     </w:p>
     <w:p>

--- a/policies/build/masters/COP.2_v2_master.docx
+++ b/policies/build/masters/COP.2_v2_master.docx
@@ -5434,8 +5434,23 @@
           <w:sz w:val="22"/>
           <w:szCs w:val="22"/>
         </w:rPr>
-        <w:t xml:space="preserve">National Accreditation Board for Hospitals and Healthcare Providers (NABH), Standards for Small Healthcare Organisations, 3rd Edition — Care of Patients chapter, standard COP.2.</w:t>
-      </w:r>
+      </w:r>
+      <w:r>
+        <w:rPr>
+          <w:sz w:val="22"/>
+        </w:rPr>
+        <w:t xml:space="preserve">National Accreditation Board for Hospitals &amp; Healthcare Providers. (2022). Standards for small healthcare organisations (3rd ed.) — Care of Patients chapter, standard COP.2. </w:t>
+      </w:r>
+      <w:hyperlink r:id="rId9">
+        <w:r>
+          <w:rPr>
+            <w:rStyle w:val="Hyperlink"/>
+            <w:sz w:val="22"/>
+            <w:szCs w:val="22"/>
+          </w:rPr>
+          <w:t>https://nabh.co/programmes/small-healthcare-organisation-shco-accreditation-programme/</w:t>
+        </w:r>
+      </w:hyperlink>
     </w:p>
     <w:p>
       <w:pPr>
